--- a/Volume 1/Chapter 01 - Development Environment/SPA_Vol1_Ch1_Lesson1_8_Build_vs_Run.docx
+++ b/Volume 1/Chapter 01 - Development Environment/SPA_Vol1_Ch1_Lesson1_8_Build_vs_Run.docx
@@ -268,15 +268,15 @@
         <w:keepNext/>
       </w:pPr>
       <w:r>
-        <w:t>New-Item -ItemType Directory -Force $HOME\spa | Out-Null</w:t>
-      </w:r>
-    </w:p>
-    <w:p>
-      <w:pPr>
-        <w:pStyle w:val="CommandBlock"/>
-      </w:pPr>
-      <w:r>
-        <w:t>Set-Location $HOME\spa</w:t>
+        <w:t>New-Item -ItemType Directory -Force "$HOME\spa" | Out-Null</w:t>
+      </w:r>
+    </w:p>
+    <w:p>
+      <w:pPr>
+        <w:pStyle w:val="CommandBlock"/>
+      </w:pPr>
+      <w:r>
+        <w:t>Set-Location "$HOME\spa"</w:t>
       </w:r>
     </w:p>
     <w:p>
@@ -313,43 +313,79 @@
         <w:keepNext/>
       </w:pPr>
       <w:r>
-        <w:t>New-Item -ItemType Directory -Force .\lesson-1.8 | Out-Null</w:t>
-      </w:r>
-    </w:p>
-    <w:p>
-      <w:pPr>
-        <w:pStyle w:val="CommandBlock"/>
-        <w:keepNext/>
-      </w:pPr>
-      <w:r>
-        <w:t>Set-Location .\lesson-1.8</w:t>
-      </w:r>
-    </w:p>
-    <w:p>
-      <w:pPr>
-        <w:pStyle w:val="CommandBlock"/>
-        <w:keepNext/>
-      </w:pPr>
-      <w:r>
-        <w:t>New-Item -ItemType Directory -Force .\c, .\cpp, .\python | Out-Null</w:t>
-      </w:r>
-    </w:p>
-    <w:p>
-      <w:pPr>
-        <w:pStyle w:val="CommandBlock"/>
-        <w:keepNext/>
-      </w:pPr>
-      <w:r>
-        <w:t>New-Item -ItemType Directory -Force .\go\basic, .\go\version | Out-Null</w:t>
-      </w:r>
-    </w:p>
-    <w:p>
-      <w:pPr>
-        <w:pStyle w:val="CommandBlock"/>
-        <w:keepNext/>
-      </w:pPr>
-      <w:r>
-        <w:t>New-Item -ItemType Directory -Force .\typescript\src | Out-Null</w:t>
+        <w:t>New-Item -ItemType Directory -Force "$HOME\spa\lesson-1.8" | Out-Null</w:t>
+      </w:r>
+    </w:p>
+    <w:p>
+      <w:pPr>
+        <w:pStyle w:val="CommandBlock"/>
+        <w:keepNext/>
+      </w:pPr>
+      <w:r>
+        <w:t>Set-Location "$HOME\spa\lesson-1.8"</w:t>
+      </w:r>
+    </w:p>
+    <w:p>
+      <w:pPr>
+        <w:pStyle w:val="CommandBlock"/>
+        <w:keepNext/>
+      </w:pPr>
+      <w:r>
+        <w:t>New-Item -ItemType Directory -Force "$HOME\spa\lesson-1.8\c" | Out-Null</w:t>
+      </w:r>
+    </w:p>
+    <w:p>
+      <w:pPr>
+        <w:pStyle w:val="CommandBlock"/>
+        <w:keepNext/>
+      </w:pPr>
+      <w:r>
+        <w:t>New-Item -ItemType Directory -Force "$HOME\spa\lesson-1.8\cpp" | Out-Null</w:t>
+      </w:r>
+    </w:p>
+    <w:p>
+      <w:pPr>
+        <w:pStyle w:val="CommandBlock"/>
+        <w:keepNext/>
+      </w:pPr>
+      <w:r>
+        <w:t>New-Item -ItemType Directory -Force "$HOME\spa\lesson-1.8\python" | Out-Null</w:t>
+      </w:r>
+    </w:p>
+    <w:p>
+      <w:pPr>
+        <w:pStyle w:val="CommandBlock"/>
+        <w:keepNext/>
+      </w:pPr>
+      <w:r>
+        <w:t>New-Item -ItemType Directory -Force "$HOME\spa\lesson-1.8\go\basic" | Out-Null</w:t>
+      </w:r>
+    </w:p>
+    <w:p>
+      <w:pPr>
+        <w:pStyle w:val="CommandBlock"/>
+        <w:keepNext/>
+      </w:pPr>
+      <w:r>
+        <w:t>New-Item -ItemType Directory -Force "$HOME\spa\lesson-1.8\go\version" | Out-Null</w:t>
+      </w:r>
+    </w:p>
+    <w:p>
+      <w:pPr>
+        <w:pStyle w:val="CommandBlock"/>
+        <w:keepNext/>
+      </w:pPr>
+      <w:r>
+        <w:t>New-Item -ItemType Directory -Force "$HOME\spa\lesson-1.8\typescript\src" |</w:t>
+      </w:r>
+    </w:p>
+    <w:p>
+      <w:pPr>
+        <w:pStyle w:val="CommandBlock"/>
+        <w:keepNext/>
+      </w:pPr>
+      <w:r>
+        <w:t xml:space="preserve">    Out-Null</w:t>
       </w:r>
     </w:p>
     <w:p>
@@ -406,7 +442,7 @@
         <w:pStyle w:val="ListBullet"/>
       </w:pPr>
       <w:r>
-        <w:t>The New-Item lines make the lesson folder and a folder for each language. A comma between paths makes several folders in one line, and a path such as .\go\basic also makes .\go on the way.</w:t>
+        <w:t>The New-Item lines make the lesson folder and a folder for each language. A folder such as .\go\basic also makes .\go on the way. Each folder is a full path that starts with $HOME\spa, so the line makes the same folder from any folder you are in. A | at the end of a line carries the command on to the next line.</w:t>
       </w:r>
     </w:p>
     <w:p>
@@ -538,25 +574,43 @@
         <w:keepNext/>
       </w:pPr>
       <w:r>
-        <w:t>mkdir -p ~/spa/lesson-1.8</w:t>
-      </w:r>
-    </w:p>
-    <w:p>
-      <w:pPr>
-        <w:pStyle w:val="CommandBlock"/>
-        <w:keepNext/>
-      </w:pPr>
-      <w:r>
-        <w:t>cd ~/spa/lesson-1.8</w:t>
-      </w:r>
-    </w:p>
-    <w:p>
-      <w:pPr>
-        <w:pStyle w:val="CommandBlock"/>
-        <w:keepNext/>
-      </w:pPr>
-      <w:r>
-        <w:t>mkdir -p ./c ./cpp ./python ./go/basic ./go/version ./typescript/src</w:t>
+        <w:t>mkdir -p "$HOME/spa/lesson-1.8"</w:t>
+      </w:r>
+    </w:p>
+    <w:p>
+      <w:pPr>
+        <w:pStyle w:val="CommandBlock"/>
+        <w:keepNext/>
+      </w:pPr>
+      <w:r>
+        <w:t>cd "$HOME/spa/lesson-1.8"</w:t>
+      </w:r>
+    </w:p>
+    <w:p>
+      <w:pPr>
+        <w:pStyle w:val="CommandBlock"/>
+        <w:keepNext/>
+      </w:pPr>
+      <w:r>
+        <w:t>mkdir -p "$HOME/spa/lesson-1.8/c" "$HOME/spa/lesson-1.8/cpp"</w:t>
+      </w:r>
+    </w:p>
+    <w:p>
+      <w:pPr>
+        <w:pStyle w:val="CommandBlock"/>
+        <w:keepNext/>
+      </w:pPr>
+      <w:r>
+        <w:t>mkdir -p "$HOME/spa/lesson-1.8/python" "$HOME/spa/lesson-1.8/go/basic"</w:t>
+      </w:r>
+    </w:p>
+    <w:p>
+      <w:pPr>
+        <w:pStyle w:val="CommandBlock"/>
+        <w:keepNext/>
+      </w:pPr>
+      <w:r>
+        <w:t>mkdir -p "$HOME/spa/lesson-1.8/go/version" "$HOME/spa/lesson-1.8/typescript/src"</w:t>
       </w:r>
     </w:p>
     <w:p>
@@ -11891,31 +11945,31 @@
       </w:rPr>
     </w:lvl>
   </w:abstractNum>
-  <w:num w:numId="1" w16cid:durableId="1090731773">
+  <w:num w:numId="1" w16cid:durableId="1209604240">
     <w:abstractNumId w:val="8"/>
   </w:num>
-  <w:num w:numId="2" w16cid:durableId="997880559">
+  <w:num w:numId="2" w16cid:durableId="559248976">
     <w:abstractNumId w:val="6"/>
   </w:num>
-  <w:num w:numId="3" w16cid:durableId="1592081411">
+  <w:num w:numId="3" w16cid:durableId="1231506256">
     <w:abstractNumId w:val="5"/>
   </w:num>
-  <w:num w:numId="4" w16cid:durableId="166798521">
+  <w:num w:numId="4" w16cid:durableId="1439444479">
     <w:abstractNumId w:val="4"/>
   </w:num>
-  <w:num w:numId="5" w16cid:durableId="1698386896">
+  <w:num w:numId="5" w16cid:durableId="1996563961">
     <w:abstractNumId w:val="7"/>
   </w:num>
-  <w:num w:numId="6" w16cid:durableId="1066495536">
+  <w:num w:numId="6" w16cid:durableId="1374575372">
     <w:abstractNumId w:val="3"/>
   </w:num>
-  <w:num w:numId="7" w16cid:durableId="1973487121">
+  <w:num w:numId="7" w16cid:durableId="2024894515">
     <w:abstractNumId w:val="2"/>
   </w:num>
-  <w:num w:numId="8" w16cid:durableId="1061904033">
+  <w:num w:numId="8" w16cid:durableId="1015158292">
     <w:abstractNumId w:val="1"/>
   </w:num>
-  <w:num w:numId="9" w16cid:durableId="198202198">
+  <w:num w:numId="9" w16cid:durableId="1903171261">
     <w:abstractNumId w:val="0"/>
   </w:num>
 </w:numbering>

--- a/Volume 1/Chapter 01 - Development Environment/SPA_Vol1_Ch1_Lesson1_8_Build_vs_Run.docx
+++ b/Volume 1/Chapter 01 - Development Environment/SPA_Vol1_Ch1_Lesson1_8_Build_vs_Run.docx
@@ -536,6 +536,7 @@
         <w:pStyle w:val="ListBullet"/>
       </w:pPr>
       <w:r>
+        <w:lastRenderedPageBreak/>
         <w:t>Each dotnet new line then reports The template "Console App" was created successfully. and Restore succeeded., and go mod init reports go: creating new go.mod: module example.com/build-vs-run and suggests go mod tidy, which this lesson does not need.</w:t>
       </w:r>
     </w:p>
@@ -11756,10 +11757,7 @@
     </w:p>
     <w:p>
       <w:r>
-        <w:t>Building and running are separate steps in every compiled course language: go run and dotnet run only hide the build, and Python has none. Each build leaves output behind, an .exe, a bin folder, or dist, and that output stays as it is until the next successful build, so after an edit, or after a failed build, the old program still runs. The exit code is each step's verdict, 0 for success, and the misspelled name showed the two kinds of failure: a build that stops before anything runs, and in Python, a run t</w:t>
-      </w:r>
-      <w:r>
-        <w:t>hat stops partway. Next, Lesson 1.9 puts your course folder under Git. Start every lesson with Set-Location $HOME\spa.</w:t>
+        <w:t>Building and running are separate steps in every compiled course language: go run and dotnet run only hide the build, and Python has none. Each build leaves output behind, an .exe, a bin folder, or dist, and that output stays as it is until the next successful build, so after an edit, or after a failed build, the old program still runs. The exit code is each step's verdict, 0 for success, and the misspelled name showed the two kinds of failure: a build that stops before anything runs, and in Python, a run that stops partway. Next, Lesson 1.9 puts your course folder under Git. Start every lesson with Set-Location $HOME\spa.</w:t>
       </w:r>
     </w:p>
     <w:sectPr>
